--- a/Myeisha_Cheek_Resume_FedEx_Office_Retail_CSA.docx
+++ b/Myeisha_Cheek_Resume_FedEx_Office_Retail_CSA.docx
@@ -4,13 +4,14 @@
   <w:body>
     <w:p>
       <w:pPr>
-        <w:spacing w:after="0" w:before="0"/>
+        <w:spacing w:before="0" w:after="40"/>
         <w:jc w:val="center"/>
       </w:pPr>
       <w:r>
         <w:rPr>
           <w:rFonts w:ascii="Times New Roman" w:hAnsi="Times New Roman"/>
           <w:b/>
+          <w:color w:val="000000"/>
           <w:sz w:val="32"/>
         </w:rPr>
         <w:t>MYEISHA CHEEK</w:t>
@@ -18,12 +19,14 @@
     </w:p>
     <w:p>
       <w:pPr>
-        <w:spacing w:after="80" w:before="0"/>
+        <w:spacing w:before="0" w:after="60"/>
+        <w:jc w:val="left"/>
       </w:pPr>
       <w:r>
         <w:rPr>
           <w:rFonts w:ascii="Times New Roman" w:hAnsi="Times New Roman"/>
           <w:b w:val="0"/>
+          <w:color w:val="000000"/>
           <w:sz w:val="24"/>
         </w:rPr>
         <w:t>Charlotte, NC 28273 | (864) 398-3096 | myeishacheek05@gmail.com</w:t>
@@ -31,24 +34,25 @@
     </w:p>
     <w:p>
       <w:pPr>
-        <w:spacing w:after="0" w:before="80"/>
+        <w:spacing w:before="40" w:after="40"/>
+        <w:pBdr>
+          <w:bottom w:val="single" w:sz="6" w:space="1" w:color="000000"/>
+        </w:pBdr>
       </w:pPr>
-      <w:r>
-        <w:rPr>
-          <w:rFonts w:ascii="Times New Roman" w:hAnsi="Times New Roman"/>
-          <w:sz w:val="16"/>
-        </w:rPr>
-        <w:t>________________________________________________________________________</w:t>
-      </w:r>
     </w:p>
     <w:p>
       <w:pPr>
-        <w:spacing w:before="240" w:after="80"/>
+        <w:spacing w:before="200" w:after="80"/>
+        <w:jc w:val="left"/>
+        <w:pBdr>
+          <w:bottom w:val="single" w:sz="4" w:space="1" w:color="000000"/>
+        </w:pBdr>
       </w:pPr>
       <w:r>
         <w:rPr>
           <w:rFonts w:ascii="Times New Roman" w:hAnsi="Times New Roman"/>
           <w:b/>
+          <w:color w:val="000000"/>
           <w:sz w:val="24"/>
         </w:rPr>
         <w:t>PROFESSIONAL SUMMARY</w:t>
@@ -56,12 +60,14 @@
     </w:p>
     <w:p>
       <w:pPr>
-        <w:spacing w:after="80" w:before="0"/>
+        <w:spacing w:before="0" w:after="60"/>
+        <w:jc w:val="left"/>
       </w:pPr>
       <w:r>
         <w:rPr>
           <w:rFonts w:ascii="Times New Roman" w:hAnsi="Times New Roman"/>
           <w:b w:val="0"/>
+          <w:color w:val="000000"/>
           <w:sz w:val="24"/>
         </w:rPr>
         <w:t>Customer service professional with over 6 years of experience in fast-paced retail and service environments, including point-of-sale transactions, customer order management, and problem resolution. Skilled at anticipating customer needs, providing product recommendations, and delivering a positive experience under pressure. Comfortable managing multiple tasks simultaneously, working with minimal supervision, and maintaining accuracy and attention to detail in high-volume settings. Experienced with CRM and database systems, cash handling, and maintaining confidentiality of customer information.</w:t>
@@ -69,24 +75,25 @@
     </w:p>
     <w:p>
       <w:pPr>
-        <w:spacing w:after="0" w:before="80"/>
+        <w:spacing w:before="40" w:after="40"/>
+        <w:pBdr>
+          <w:bottom w:val="single" w:sz="6" w:space="1" w:color="000000"/>
+        </w:pBdr>
       </w:pPr>
-      <w:r>
-        <w:rPr>
-          <w:rFonts w:ascii="Times New Roman" w:hAnsi="Times New Roman"/>
-          <w:sz w:val="16"/>
-        </w:rPr>
-        <w:t>________________________________________________________________________</w:t>
-      </w:r>
     </w:p>
     <w:p>
       <w:pPr>
-        <w:spacing w:before="240" w:after="80"/>
+        <w:spacing w:before="200" w:after="80"/>
+        <w:jc w:val="left"/>
+        <w:pBdr>
+          <w:bottom w:val="single" w:sz="4" w:space="1" w:color="000000"/>
+        </w:pBdr>
       </w:pPr>
       <w:r>
         <w:rPr>
           <w:rFonts w:ascii="Times New Roman" w:hAnsi="Times New Roman"/>
           <w:b/>
+          <w:color w:val="000000"/>
           <w:sz w:val="24"/>
         </w:rPr>
         <w:t>EXPERIENCE</w:t>
@@ -94,25 +101,39 @@
     </w:p>
     <w:p>
       <w:pPr>
-        <w:spacing w:after="80" w:before="0"/>
+        <w:spacing w:before="0" w:after="60"/>
+        <w:jc w:val="left"/>
+      </w:pPr>
+      <w:r>
+        <w:rPr>
+          <w:rFonts w:ascii="Times New Roman" w:hAnsi="Times New Roman"/>
+          <w:b/>
+          <w:color w:val="000000"/>
+          <w:sz w:val="24"/>
+        </w:rPr>
+        <w:t>Client Intake Coordinator</w:t>
+      </w:r>
+      <w:r>
+        <w:rPr>
+          <w:rFonts w:ascii="Times New Roman" w:hAnsi="Times New Roman"/>
+          <w:b w:val="0"/>
+          <w:color w:val="000000"/>
+          <w:sz w:val="24"/>
+        </w:rPr>
+        <w:t xml:space="preserve"> | Cattie &amp; Gonzalez, PLLC | Charlotte, NC | January 2025 - Present</w:t>
+      </w:r>
+    </w:p>
+    <w:p>
+      <w:pPr>
+        <w:pStyle w:val="ListBullet"/>
+        <w:spacing w:before="0" w:after="40"/>
+        <w:ind w:left="360"/>
       </w:pPr>
       <w:r>
         <w:rPr>
           <w:rFonts w:ascii="Times New Roman" w:hAnsi="Times New Roman"/>
           <w:b w:val="0"/>
-          <w:sz w:val="24"/>
-        </w:rPr>
-        <w:t>Client Intake Coordinator | Cattie &amp; Gonzalez, PLLC | Charlotte, NC | January 2025 - Present</w:t>
-      </w:r>
-    </w:p>
-    <w:p>
-      <w:pPr>
-        <w:pStyle w:val="ListBullet"/>
-        <w:spacing w:after="20" w:before="20"/>
-      </w:pPr>
-      <w:r>
-        <w:rPr>
-          <w:rFonts w:ascii="Times New Roman" w:hAnsi="Times New Roman"/>
+          <w:color w:val="000000"/>
           <w:sz w:val="24"/>
         </w:rPr>
         <w:t>Use Litify to manage intake workflows, track client data, assign tasks, and streamline communication with attorneys.</w:t>
@@ -121,11 +142,14 @@
     <w:p>
       <w:pPr>
         <w:pStyle w:val="ListBullet"/>
-        <w:spacing w:after="20" w:before="20"/>
+        <w:spacing w:before="0" w:after="40"/>
+        <w:ind w:left="360"/>
       </w:pPr>
       <w:r>
         <w:rPr>
           <w:rFonts w:ascii="Times New Roman" w:hAnsi="Times New Roman"/>
+          <w:b w:val="0"/>
+          <w:color w:val="000000"/>
           <w:sz w:val="24"/>
         </w:rPr>
         <w:t>Provide training and guidance on intake best practices and efficient use of Litify for onboarding processes.</w:t>
@@ -134,11 +158,14 @@
     <w:p>
       <w:pPr>
         <w:pStyle w:val="ListBullet"/>
-        <w:spacing w:after="20" w:before="20"/>
+        <w:spacing w:before="0" w:after="40"/>
+        <w:ind w:left="360"/>
       </w:pPr>
       <w:r>
         <w:rPr>
           <w:rFonts w:ascii="Times New Roman" w:hAnsi="Times New Roman"/>
+          <w:b w:val="0"/>
+          <w:color w:val="000000"/>
           <w:sz w:val="24"/>
         </w:rPr>
         <w:t>Maintain and update CRM/client management databases with sensitive and confidential information.</w:t>
@@ -147,11 +174,14 @@
     <w:p>
       <w:pPr>
         <w:pStyle w:val="ListBullet"/>
-        <w:spacing w:after="20" w:before="20"/>
+        <w:spacing w:before="0" w:after="40"/>
+        <w:ind w:left="360"/>
       </w:pPr>
       <w:r>
         <w:rPr>
           <w:rFonts w:ascii="Times New Roman" w:hAnsi="Times New Roman"/>
+          <w:b w:val="0"/>
+          <w:color w:val="000000"/>
           <w:sz w:val="24"/>
         </w:rPr>
         <w:t>Track and log incoming and outgoing documentation, ensuring accurate records and timely distribution.</w:t>
@@ -159,25 +189,39 @@
     </w:p>
     <w:p>
       <w:pPr>
-        <w:spacing w:after="80" w:before="0"/>
+        <w:spacing w:before="0" w:after="60"/>
+        <w:jc w:val="left"/>
+      </w:pPr>
+      <w:r>
+        <w:rPr>
+          <w:rFonts w:ascii="Times New Roman" w:hAnsi="Times New Roman"/>
+          <w:b/>
+          <w:color w:val="000000"/>
+          <w:sz w:val="24"/>
+        </w:rPr>
+        <w:t>Seasonal Sales Associate</w:t>
+      </w:r>
+      <w:r>
+        <w:rPr>
+          <w:rFonts w:ascii="Times New Roman" w:hAnsi="Times New Roman"/>
+          <w:b w:val="0"/>
+          <w:color w:val="000000"/>
+          <w:sz w:val="24"/>
+        </w:rPr>
+        <w:t xml:space="preserve"> | Crate &amp; Barrel | Charlotte, NC | November 2024 - January 2025</w:t>
+      </w:r>
+    </w:p>
+    <w:p>
+      <w:pPr>
+        <w:pStyle w:val="ListBullet"/>
+        <w:spacing w:before="0" w:after="40"/>
+        <w:ind w:left="360"/>
       </w:pPr>
       <w:r>
         <w:rPr>
           <w:rFonts w:ascii="Times New Roman" w:hAnsi="Times New Roman"/>
           <w:b w:val="0"/>
-          <w:sz w:val="24"/>
-        </w:rPr>
-        <w:t>Seasonal Sales Associate | Crate &amp; Barrel | Charlotte, NC | November 2024 - January 2025</w:t>
-      </w:r>
-    </w:p>
-    <w:p>
-      <w:pPr>
-        <w:pStyle w:val="ListBullet"/>
-        <w:spacing w:after="20" w:before="20"/>
-      </w:pPr>
-      <w:r>
-        <w:rPr>
-          <w:rFonts w:ascii="Times New Roman" w:hAnsi="Times New Roman"/>
+          <w:color w:val="000000"/>
           <w:sz w:val="24"/>
         </w:rPr>
         <w:t>Assisted customers with holiday shopping needs, providing product recommendations and ensuring a positive in-store experience.</w:t>
@@ -186,11 +230,14 @@
     <w:p>
       <w:pPr>
         <w:pStyle w:val="ListBullet"/>
-        <w:spacing w:after="20" w:before="20"/>
+        <w:spacing w:before="0" w:after="40"/>
+        <w:ind w:left="360"/>
       </w:pPr>
       <w:r>
         <w:rPr>
           <w:rFonts w:ascii="Times New Roman" w:hAnsi="Times New Roman"/>
+          <w:b w:val="0"/>
+          <w:color w:val="000000"/>
           <w:sz w:val="24"/>
         </w:rPr>
         <w:t>Supported high-volume seasonal sales by processing transactions quickly and accurately at the register.</w:t>
@@ -199,11 +246,14 @@
     <w:p>
       <w:pPr>
         <w:pStyle w:val="ListBullet"/>
-        <w:spacing w:after="20" w:before="20"/>
+        <w:spacing w:before="0" w:after="40"/>
+        <w:ind w:left="360"/>
       </w:pPr>
       <w:r>
         <w:rPr>
           <w:rFonts w:ascii="Times New Roman" w:hAnsi="Times New Roman"/>
+          <w:b w:val="0"/>
+          <w:color w:val="000000"/>
           <w:sz w:val="24"/>
         </w:rPr>
         <w:t>Restocked merchandise and organized displays to maintain store presentation standards.</w:t>
@@ -212,11 +262,14 @@
     <w:p>
       <w:pPr>
         <w:pStyle w:val="ListBullet"/>
-        <w:spacing w:after="20" w:before="20"/>
+        <w:spacing w:before="0" w:after="40"/>
+        <w:ind w:left="360"/>
       </w:pPr>
       <w:r>
         <w:rPr>
           <w:rFonts w:ascii="Times New Roman" w:hAnsi="Times New Roman"/>
+          <w:b w:val="0"/>
+          <w:color w:val="000000"/>
           <w:sz w:val="24"/>
         </w:rPr>
         <w:t>Handled customer inquiries and returns with professionalism and efficiency during peak holiday traffic.</w:t>
@@ -225,11 +278,14 @@
     <w:p>
       <w:pPr>
         <w:pStyle w:val="ListBullet"/>
-        <w:spacing w:after="20" w:before="20"/>
+        <w:spacing w:before="0" w:after="40"/>
+        <w:ind w:left="360"/>
       </w:pPr>
       <w:r>
         <w:rPr>
           <w:rFonts w:ascii="Times New Roman" w:hAnsi="Times New Roman"/>
+          <w:b w:val="0"/>
+          <w:color w:val="000000"/>
           <w:sz w:val="24"/>
         </w:rPr>
         <w:t>Collaborated with team members to meet daily sales goals and deliver excellent customer service.</w:t>
@@ -238,11 +294,14 @@
     <w:p>
       <w:pPr>
         <w:pStyle w:val="ListBullet"/>
-        <w:spacing w:after="20" w:before="20"/>
+        <w:spacing w:before="0" w:after="40"/>
+        <w:ind w:left="360"/>
       </w:pPr>
       <w:r>
         <w:rPr>
           <w:rFonts w:ascii="Times New Roman" w:hAnsi="Times New Roman"/>
+          <w:b w:val="0"/>
+          <w:color w:val="000000"/>
           <w:sz w:val="24"/>
         </w:rPr>
         <w:t>Ensured compliance with store policies while maintaining a friendly, customer-focused environment.</w:t>
@@ -250,25 +309,39 @@
     </w:p>
     <w:p>
       <w:pPr>
-        <w:spacing w:after="80" w:before="0"/>
+        <w:spacing w:before="0" w:after="60"/>
+        <w:jc w:val="left"/>
+      </w:pPr>
+      <w:r>
+        <w:rPr>
+          <w:rFonts w:ascii="Times New Roman" w:hAnsi="Times New Roman"/>
+          <w:b/>
+          <w:color w:val="000000"/>
+          <w:sz w:val="24"/>
+        </w:rPr>
+        <w:t>Event Staff / Server (Part-Time)</w:t>
+      </w:r>
+      <w:r>
+        <w:rPr>
+          <w:rFonts w:ascii="Times New Roman" w:hAnsi="Times New Roman"/>
+          <w:b w:val="0"/>
+          <w:color w:val="000000"/>
+          <w:sz w:val="24"/>
+        </w:rPr>
+        <w:t xml:space="preserve"> | Forest Lake Country Club | Columbia, SC | May 2022 - April 2023</w:t>
+      </w:r>
+    </w:p>
+    <w:p>
+      <w:pPr>
+        <w:pStyle w:val="ListBullet"/>
+        <w:spacing w:before="0" w:after="40"/>
+        <w:ind w:left="360"/>
       </w:pPr>
       <w:r>
         <w:rPr>
           <w:rFonts w:ascii="Times New Roman" w:hAnsi="Times New Roman"/>
           <w:b w:val="0"/>
-          <w:sz w:val="24"/>
-        </w:rPr>
-        <w:t>Event Staff / Server (Part-Time) | Forest Lake Country Club | Columbia, SC | May 2022 - April 2023</w:t>
-      </w:r>
-    </w:p>
-    <w:p>
-      <w:pPr>
-        <w:pStyle w:val="ListBullet"/>
-        <w:spacing w:after="20" w:before="20"/>
-      </w:pPr>
-      <w:r>
-        <w:rPr>
-          <w:rFonts w:ascii="Times New Roman" w:hAnsi="Times New Roman"/>
+          <w:color w:val="000000"/>
           <w:sz w:val="24"/>
         </w:rPr>
         <w:t>Provided high quality service to club members during events, ensuring a positive experience.</w:t>
@@ -277,11 +350,14 @@
     <w:p>
       <w:pPr>
         <w:pStyle w:val="ListBullet"/>
-        <w:spacing w:after="20" w:before="20"/>
+        <w:spacing w:before="0" w:after="40"/>
+        <w:ind w:left="360"/>
       </w:pPr>
       <w:r>
         <w:rPr>
           <w:rFonts w:ascii="Times New Roman" w:hAnsi="Times New Roman"/>
+          <w:b w:val="0"/>
+          <w:color w:val="000000"/>
           <w:sz w:val="24"/>
         </w:rPr>
         <w:t>Assisted in event setup, decoration, and cleanup, contributing to smooth event operations.</w:t>
@@ -290,11 +366,14 @@
     <w:p>
       <w:pPr>
         <w:pStyle w:val="ListBullet"/>
-        <w:spacing w:after="20" w:before="20"/>
+        <w:spacing w:before="0" w:after="40"/>
+        <w:ind w:left="360"/>
       </w:pPr>
       <w:r>
         <w:rPr>
           <w:rFonts w:ascii="Times New Roman" w:hAnsi="Times New Roman"/>
+          <w:b w:val="0"/>
+          <w:color w:val="000000"/>
           <w:sz w:val="24"/>
         </w:rPr>
         <w:t>Monitored guest safety and provided security measures as needed.</w:t>
@@ -302,25 +381,39 @@
     </w:p>
     <w:p>
       <w:pPr>
-        <w:spacing w:after="80" w:before="0"/>
+        <w:spacing w:before="0" w:after="60"/>
+        <w:jc w:val="left"/>
+      </w:pPr>
+      <w:r>
+        <w:rPr>
+          <w:rFonts w:ascii="Times New Roman" w:hAnsi="Times New Roman"/>
+          <w:b/>
+          <w:color w:val="000000"/>
+          <w:sz w:val="24"/>
+        </w:rPr>
+        <w:t>Customer Service and Beverage Specialist</w:t>
+      </w:r>
+      <w:r>
+        <w:rPr>
+          <w:rFonts w:ascii="Times New Roman" w:hAnsi="Times New Roman"/>
+          <w:b w:val="0"/>
+          <w:color w:val="000000"/>
+          <w:sz w:val="24"/>
+        </w:rPr>
+        <w:t xml:space="preserve"> | Bottles Beverage Superstore | Columbia, SC | October 2018 - March 2022</w:t>
+      </w:r>
+    </w:p>
+    <w:p>
+      <w:pPr>
+        <w:pStyle w:val="ListBullet"/>
+        <w:spacing w:before="0" w:after="40"/>
+        <w:ind w:left="360"/>
       </w:pPr>
       <w:r>
         <w:rPr>
           <w:rFonts w:ascii="Times New Roman" w:hAnsi="Times New Roman"/>
           <w:b w:val="0"/>
-          <w:sz w:val="24"/>
-        </w:rPr>
-        <w:t>Customer Service and Beverage Specialist | Bottles Beverage Superstore | Columbia, SC | October 2018 - March 2022</w:t>
-      </w:r>
-    </w:p>
-    <w:p>
-      <w:pPr>
-        <w:pStyle w:val="ListBullet"/>
-        <w:spacing w:after="20" w:before="20"/>
-      </w:pPr>
-      <w:r>
-        <w:rPr>
-          <w:rFonts w:ascii="Times New Roman" w:hAnsi="Times New Roman"/>
+          <w:color w:val="000000"/>
           <w:sz w:val="24"/>
         </w:rPr>
         <w:t>Assisted customers in selecting products and provided recommendations based on their preferences.</w:t>
@@ -329,11 +422,14 @@
     <w:p>
       <w:pPr>
         <w:pStyle w:val="ListBullet"/>
-        <w:spacing w:after="20" w:before="20"/>
+        <w:spacing w:before="0" w:after="40"/>
+        <w:ind w:left="360"/>
       </w:pPr>
       <w:r>
         <w:rPr>
           <w:rFonts w:ascii="Times New Roman" w:hAnsi="Times New Roman"/>
+          <w:b w:val="0"/>
+          <w:color w:val="000000"/>
           <w:sz w:val="24"/>
         </w:rPr>
         <w:t>Managed transactions and maintained accurate sales records.</w:t>
@@ -342,11 +438,14 @@
     <w:p>
       <w:pPr>
         <w:pStyle w:val="ListBullet"/>
-        <w:spacing w:after="20" w:before="20"/>
+        <w:spacing w:before="0" w:after="40"/>
+        <w:ind w:left="360"/>
       </w:pPr>
       <w:r>
         <w:rPr>
           <w:rFonts w:ascii="Times New Roman" w:hAnsi="Times New Roman"/>
+          <w:b w:val="0"/>
+          <w:color w:val="000000"/>
           <w:sz w:val="24"/>
         </w:rPr>
         <w:t>Responded promptly to customer inquiries and resolved issues to ensure customer satisfaction.</w:t>
@@ -355,11 +454,14 @@
     <w:p>
       <w:pPr>
         <w:pStyle w:val="ListBullet"/>
-        <w:spacing w:after="20" w:before="20"/>
+        <w:spacing w:before="0" w:after="40"/>
+        <w:ind w:left="360"/>
       </w:pPr>
       <w:r>
         <w:rPr>
           <w:rFonts w:ascii="Times New Roman" w:hAnsi="Times New Roman"/>
+          <w:b w:val="0"/>
+          <w:color w:val="000000"/>
           <w:sz w:val="24"/>
         </w:rPr>
         <w:t>Answered customer telephone calls promptly to avoid on-hold wait times.</w:t>
@@ -368,11 +470,14 @@
     <w:p>
       <w:pPr>
         <w:pStyle w:val="ListBullet"/>
-        <w:spacing w:after="20" w:before="20"/>
+        <w:spacing w:before="0" w:after="40"/>
+        <w:ind w:left="360"/>
       </w:pPr>
       <w:r>
         <w:rPr>
           <w:rFonts w:ascii="Times New Roman" w:hAnsi="Times New Roman"/>
+          <w:b w:val="0"/>
+          <w:color w:val="000000"/>
           <w:sz w:val="24"/>
         </w:rPr>
         <w:t>Collected and analyzed customer information to prepare product and service reports.</w:t>
@@ -380,24 +485,25 @@
     </w:p>
     <w:p>
       <w:pPr>
-        <w:spacing w:after="0" w:before="80"/>
+        <w:spacing w:before="40" w:after="40"/>
+        <w:pBdr>
+          <w:bottom w:val="single" w:sz="6" w:space="1" w:color="000000"/>
+        </w:pBdr>
       </w:pPr>
-      <w:r>
-        <w:rPr>
-          <w:rFonts w:ascii="Times New Roman" w:hAnsi="Times New Roman"/>
-          <w:sz w:val="16"/>
-        </w:rPr>
-        <w:t>________________________________________________________________________</w:t>
-      </w:r>
     </w:p>
     <w:p>
       <w:pPr>
-        <w:spacing w:before="240" w:after="80"/>
+        <w:spacing w:before="200" w:after="80"/>
+        <w:jc w:val="left"/>
+        <w:pBdr>
+          <w:bottom w:val="single" w:sz="4" w:space="1" w:color="000000"/>
+        </w:pBdr>
       </w:pPr>
       <w:r>
         <w:rPr>
           <w:rFonts w:ascii="Times New Roman" w:hAnsi="Times New Roman"/>
           <w:b/>
+          <w:color w:val="000000"/>
           <w:sz w:val="24"/>
         </w:rPr>
         <w:t>EDUCATION</w:t>
@@ -405,37 +511,49 @@
     </w:p>
     <w:p>
       <w:pPr>
-        <w:spacing w:after="80" w:before="0"/>
-      </w:pPr>
-      <w:r>
-        <w:rPr>
-          <w:rFonts w:ascii="Times New Roman" w:hAnsi="Times New Roman"/>
-          <w:b w:val="0"/>
-          <w:sz w:val="24"/>
-        </w:rPr>
-        <w:t>Bachelor of Arts, Criminology and Criminal Justice | University of South Carolina | Columbia, SC | December 2018</w:t>
-      </w:r>
-    </w:p>
-    <w:p>
-      <w:pPr>
-        <w:spacing w:after="0" w:before="80"/>
-      </w:pPr>
-      <w:r>
-        <w:rPr>
-          <w:rFonts w:ascii="Times New Roman" w:hAnsi="Times New Roman"/>
-          <w:sz w:val="16"/>
-        </w:rPr>
-        <w:t>________________________________________________________________________</w:t>
-      </w:r>
-    </w:p>
-    <w:p>
-      <w:pPr>
-        <w:spacing w:before="240" w:after="80"/>
+        <w:spacing w:before="0" w:after="60"/>
+        <w:jc w:val="left"/>
       </w:pPr>
       <w:r>
         <w:rPr>
           <w:rFonts w:ascii="Times New Roman" w:hAnsi="Times New Roman"/>
           <w:b/>
+          <w:color w:val="000000"/>
+          <w:sz w:val="24"/>
+        </w:rPr>
+        <w:t>Bachelor of Arts, Criminology and Criminal Justice</w:t>
+      </w:r>
+      <w:r>
+        <w:rPr>
+          <w:rFonts w:ascii="Times New Roman" w:hAnsi="Times New Roman"/>
+          <w:b w:val="0"/>
+          <w:color w:val="000000"/>
+          <w:sz w:val="24"/>
+        </w:rPr>
+        <w:t xml:space="preserve"> | University of South Carolina | Columbia, SC | December 2018</w:t>
+      </w:r>
+    </w:p>
+    <w:p>
+      <w:pPr>
+        <w:spacing w:before="40" w:after="40"/>
+        <w:pBdr>
+          <w:bottom w:val="single" w:sz="6" w:space="1" w:color="000000"/>
+        </w:pBdr>
+      </w:pPr>
+    </w:p>
+    <w:p>
+      <w:pPr>
+        <w:spacing w:before="200" w:after="80"/>
+        <w:jc w:val="left"/>
+        <w:pBdr>
+          <w:bottom w:val="single" w:sz="4" w:space="1" w:color="000000"/>
+        </w:pBdr>
+      </w:pPr>
+      <w:r>
+        <w:rPr>
+          <w:rFonts w:ascii="Times New Roman" w:hAnsi="Times New Roman"/>
+          <w:b/>
+          <w:color w:val="000000"/>
           <w:sz w:val="24"/>
         </w:rPr>
         <w:t>SKILLS</w:t>
@@ -443,12 +561,14 @@
     </w:p>
     <w:p>
       <w:pPr>
-        <w:spacing w:after="80" w:before="0"/>
+        <w:spacing w:before="0" w:after="60"/>
+        <w:jc w:val="left"/>
       </w:pPr>
       <w:r>
         <w:rPr>
           <w:rFonts w:ascii="Times New Roman" w:hAnsi="Times New Roman"/>
           <w:b w:val="0"/>
+          <w:color w:val="000000"/>
           <w:sz w:val="24"/>
         </w:rPr>
         <w:t>Customer Service and Order Management | Point-of-Sale Transactions and Cash Handling | Product Recommendations and Problem Resolution | Inventory Management and Stocking | Multitasking in Fast-Paced Environments | Time Management | Attention to Detail | Team Collaboration | CRM and Database Management | Confidential Information Handling</w:t>
@@ -827,8 +947,12 @@
     <w:name w:val="Normal"/>
     <w:qFormat/>
     <w:rsid w:val="00FC693F"/>
+    <w:pPr>
+      <w:spacing w:after="0" w:before="0"/>
+    </w:pPr>
     <w:rPr>
       <w:rFonts w:ascii="Times New Roman" w:hAnsi="Times New Roman"/>
+      <w:color w:val="000000"/>
       <w:sz w:val="24"/>
     </w:rPr>
   </w:style>

--- a/Myeisha_Cheek_Resume_FedEx_Office_Retail_CSA.docx
+++ b/Myeisha_Cheek_Resume_FedEx_Office_Retail_CSA.docx
@@ -34,19 +34,8 @@
     </w:p>
     <w:p>
       <w:pPr>
-        <w:spacing w:before="40" w:after="40"/>
-        <w:pBdr>
-          <w:bottom w:val="single" w:sz="6" w:space="1" w:color="000000"/>
-        </w:pBdr>
-      </w:pPr>
-    </w:p>
-    <w:p>
-      <w:pPr>
         <w:spacing w:before="200" w:after="80"/>
         <w:jc w:val="left"/>
-        <w:pBdr>
-          <w:bottom w:val="single" w:sz="4" w:space="1" w:color="000000"/>
-        </w:pBdr>
       </w:pPr>
       <w:r>
         <w:rPr>
@@ -75,19 +64,8 @@
     </w:p>
     <w:p>
       <w:pPr>
-        <w:spacing w:before="40" w:after="40"/>
-        <w:pBdr>
-          <w:bottom w:val="single" w:sz="6" w:space="1" w:color="000000"/>
-        </w:pBdr>
-      </w:pPr>
-    </w:p>
-    <w:p>
-      <w:pPr>
         <w:spacing w:before="200" w:after="80"/>
         <w:jc w:val="left"/>
-        <w:pBdr>
-          <w:bottom w:val="single" w:sz="4" w:space="1" w:color="000000"/>
-        </w:pBdr>
       </w:pPr>
       <w:r>
         <w:rPr>
@@ -485,19 +463,8 @@
     </w:p>
     <w:p>
       <w:pPr>
-        <w:spacing w:before="40" w:after="40"/>
-        <w:pBdr>
-          <w:bottom w:val="single" w:sz="6" w:space="1" w:color="000000"/>
-        </w:pBdr>
-      </w:pPr>
-    </w:p>
-    <w:p>
-      <w:pPr>
         <w:spacing w:before="200" w:after="80"/>
         <w:jc w:val="left"/>
-        <w:pBdr>
-          <w:bottom w:val="single" w:sz="4" w:space="1" w:color="000000"/>
-        </w:pBdr>
       </w:pPr>
       <w:r>
         <w:rPr>
@@ -535,19 +502,8 @@
     </w:p>
     <w:p>
       <w:pPr>
-        <w:spacing w:before="40" w:after="40"/>
-        <w:pBdr>
-          <w:bottom w:val="single" w:sz="6" w:space="1" w:color="000000"/>
-        </w:pBdr>
-      </w:pPr>
-    </w:p>
-    <w:p>
-      <w:pPr>
         <w:spacing w:before="200" w:after="80"/>
         <w:jc w:val="left"/>
-        <w:pBdr>
-          <w:bottom w:val="single" w:sz="4" w:space="1" w:color="000000"/>
-        </w:pBdr>
       </w:pPr>
       <w:r>
         <w:rPr>

--- a/Myeisha_Cheek_Resume_FedEx_Office_Retail_CSA.docx
+++ b/Myeisha_Cheek_Resume_FedEx_Office_Retail_CSA.docx
@@ -36,6 +36,9 @@
       <w:pPr>
         <w:spacing w:before="200" w:after="80"/>
         <w:jc w:val="left"/>
+        <w:pBdr>
+          <w:bottom w:val="single" w:sz="4" w:space="1" w:color="000000"/>
+        </w:pBdr>
       </w:pPr>
       <w:r>
         <w:rPr>
@@ -66,6 +69,9 @@
       <w:pPr>
         <w:spacing w:before="200" w:after="80"/>
         <w:jc w:val="left"/>
+        <w:pBdr>
+          <w:bottom w:val="single" w:sz="4" w:space="1" w:color="000000"/>
+        </w:pBdr>
       </w:pPr>
       <w:r>
         <w:rPr>
@@ -465,6 +471,9 @@
       <w:pPr>
         <w:spacing w:before="200" w:after="80"/>
         <w:jc w:val="left"/>
+        <w:pBdr>
+          <w:bottom w:val="single" w:sz="4" w:space="1" w:color="000000"/>
+        </w:pBdr>
       </w:pPr>
       <w:r>
         <w:rPr>
@@ -504,6 +513,9 @@
       <w:pPr>
         <w:spacing w:before="200" w:after="80"/>
         <w:jc w:val="left"/>
+        <w:pBdr>
+          <w:bottom w:val="single" w:sz="4" w:space="1" w:color="000000"/>
+        </w:pBdr>
       </w:pPr>
       <w:r>
         <w:rPr>
